--- a/Backend/Director_Disclosure/Output_Disclosures/2024-25/ADANI_RENEWABLE_ENERGY_FORTY_EIGHT_LIMITED/DIR-8/DIR8_Ashish_Maheshwari_07246503.docx
+++ b/Backend/Director_Disclosure/Output_Disclosures/2024-25/ADANI_RENEWABLE_ENERGY_FORTY_EIGHT_LIMITED/DIR-8/DIR8_Ashish_Maheshwari_07246503.docx
@@ -189,7 +189,7 @@
           <w:b w:val="0"/>
           <w:sz w:val="23"/>
         </w:rPr>
-        <w:t>I, Ashish Maheshwari, son/daughter of Mr. Mr. Om Prakash Maheshwari, resident of _____________________________________________, India hereby give notice that I am/was a Director in the following companies during the last three years:-</w:t>
+        <w:t>I, ASHISH MAHESHWARI, son/daughter of Mr. Mr. Om Prakash Maheshwari, resident of _____________________________________________, India hereby give notice that I am/was a Director in the following companies during the last three years:-</w:t>
       </w:r>
     </w:p>
     <w:p>
@@ -682,7 +682,7 @@
                 <w:b w:val="0"/>
                 <w:sz w:val="23"/>
               </w:rPr>
-              <w:t>ADANI HYDRO ENERGY ONE LIMITED</w:t>
+              <w:t>ADANI HYDRO ENERGY THREE LIMITED</w:t>
             </w:r>
           </w:p>
         </w:tc>
@@ -752,7 +752,7 @@
                 <w:b w:val="0"/>
                 <w:sz w:val="23"/>
               </w:rPr>
-              <w:t>ADANI HYDRO ENERGY TWO LIMITED</w:t>
+              <w:t>ADANI HYDRO ENERGY ONE LIMITED</w:t>
             </w:r>
           </w:p>
         </w:tc>
@@ -822,7 +822,7 @@
                 <w:b w:val="0"/>
                 <w:sz w:val="23"/>
               </w:rPr>
-              <w:t>ADANI HYDRO ENERGY THREE LIMITED</w:t>
+              <w:t>ADANI HYDRO ENERGY TWO LIMITED</w:t>
             </w:r>
           </w:p>
         </w:tc>
@@ -892,7 +892,77 @@
                 <w:b w:val="0"/>
                 <w:sz w:val="23"/>
               </w:rPr>
-              <w:t>ADANI SOLAR ENERGY JODHPUR TEN LIMITED</w:t>
+              <w:t>ADANI RENEWABLE ENERGY FORTY EIGHT LIMITED</w:t>
+            </w:r>
+          </w:p>
+        </w:tc>
+        <w:tc>
+          <w:tcPr>
+            <w:tcW w:type="dxa" w:w="2610"/>
+          </w:tcPr>
+          <w:p>
+            <w:pPr>
+              <w:spacing w:after="0"/>
+              <w:jc w:val="center"/>
+            </w:pPr>
+            <w:r>
+              <w:rPr>
+                <w:rFonts w:ascii="Adani" w:hAnsi="Adani" w:eastAsia="Adani" w:cs="Adani"/>
+                <w:b w:val="0"/>
+                <w:sz w:val="23"/>
+              </w:rPr>
+              <w:t>13/09/2024</w:t>
+            </w:r>
+          </w:p>
+        </w:tc>
+        <w:tc>
+          <w:tcPr>
+            <w:tcW w:type="dxa" w:w="2250"/>
+          </w:tcPr>
+          <w:p>
+            <w:pPr>
+              <w:spacing w:after="0"/>
+              <w:jc w:val="center"/>
+            </w:pPr>
+          </w:p>
+        </w:tc>
+      </w:tr>
+      <w:tr>
+        <w:tc>
+          <w:tcPr>
+            <w:tcW w:type="dxa" w:w="636"/>
+          </w:tcPr>
+          <w:p>
+            <w:pPr>
+              <w:spacing w:after="0"/>
+              <w:ind w:left="360"/>
+            </w:pPr>
+            <w:r>
+              <w:rPr>
+                <w:rFonts w:ascii="Adani" w:hAnsi="Adani" w:eastAsia="Adani" w:cs="Adani"/>
+                <w:b w:val="0"/>
+                <w:sz w:val="23"/>
+              </w:rPr>
+              <w:t>10</w:t>
+            </w:r>
+          </w:p>
+        </w:tc>
+        <w:tc>
+          <w:tcPr>
+            <w:tcW w:type="dxa" w:w="3864"/>
+          </w:tcPr>
+          <w:p>
+            <w:pPr>
+              <w:spacing w:after="0"/>
+              <w:jc w:val="both"/>
+            </w:pPr>
+            <w:r>
+              <w:rPr>
+                <w:rFonts w:ascii="Adani" w:hAnsi="Adani" w:eastAsia="Adani" w:cs="Adani"/>
+                <w:b w:val="0"/>
+                <w:sz w:val="23"/>
+              </w:rPr>
+              <w:t>ADANI RENEWABLE ENERGY TWENTY EIGHT PRIVATE LIMITED</w:t>
             </w:r>
           </w:p>
         </w:tc>
@@ -943,7 +1013,7 @@
                 <w:b w:val="0"/>
                 <w:sz w:val="23"/>
               </w:rPr>
-              <w:t>10</w:t>
+              <w:t>11</w:t>
             </w:r>
           </w:p>
         </w:tc>
@@ -1013,7 +1083,357 @@
                 <w:b w:val="0"/>
                 <w:sz w:val="23"/>
               </w:rPr>
-              <w:t>11</w:t>
+              <w:t>12</w:t>
+            </w:r>
+          </w:p>
+        </w:tc>
+        <w:tc>
+          <w:tcPr>
+            <w:tcW w:type="dxa" w:w="3864"/>
+          </w:tcPr>
+          <w:p>
+            <w:pPr>
+              <w:spacing w:after="0"/>
+              <w:jc w:val="both"/>
+            </w:pPr>
+            <w:r>
+              <w:rPr>
+                <w:rFonts w:ascii="Adani" w:hAnsi="Adani" w:eastAsia="Adani" w:cs="Adani"/>
+                <w:b w:val="0"/>
+                <w:sz w:val="23"/>
+              </w:rPr>
+              <w:t>ADANI RENEWABLE ENERGY THIRTY FOUR PRIVATE LIMITED</w:t>
+            </w:r>
+          </w:p>
+        </w:tc>
+        <w:tc>
+          <w:tcPr>
+            <w:tcW w:type="dxa" w:w="2610"/>
+          </w:tcPr>
+          <w:p>
+            <w:pPr>
+              <w:spacing w:after="0"/>
+              <w:jc w:val="center"/>
+            </w:pPr>
+            <w:r>
+              <w:rPr>
+                <w:rFonts w:ascii="Adani" w:hAnsi="Adani" w:eastAsia="Adani" w:cs="Adani"/>
+                <w:b w:val="0"/>
+                <w:sz w:val="23"/>
+              </w:rPr>
+              <w:t>30/09/2021</w:t>
+            </w:r>
+          </w:p>
+        </w:tc>
+        <w:tc>
+          <w:tcPr>
+            <w:tcW w:type="dxa" w:w="2250"/>
+          </w:tcPr>
+          <w:p>
+            <w:pPr>
+              <w:spacing w:after="0"/>
+              <w:jc w:val="center"/>
+            </w:pPr>
+          </w:p>
+        </w:tc>
+      </w:tr>
+      <w:tr>
+        <w:tc>
+          <w:tcPr>
+            <w:tcW w:type="dxa" w:w="636"/>
+          </w:tcPr>
+          <w:p>
+            <w:pPr>
+              <w:spacing w:after="0"/>
+              <w:ind w:left="360"/>
+            </w:pPr>
+            <w:r>
+              <w:rPr>
+                <w:rFonts w:ascii="Adani" w:hAnsi="Adani" w:eastAsia="Adani" w:cs="Adani"/>
+                <w:b w:val="0"/>
+                <w:sz w:val="23"/>
+              </w:rPr>
+              <w:t>13</w:t>
+            </w:r>
+          </w:p>
+        </w:tc>
+        <w:tc>
+          <w:tcPr>
+            <w:tcW w:type="dxa" w:w="3864"/>
+          </w:tcPr>
+          <w:p>
+            <w:pPr>
+              <w:spacing w:after="0"/>
+              <w:jc w:val="both"/>
+            </w:pPr>
+            <w:r>
+              <w:rPr>
+                <w:rFonts w:ascii="Adani" w:hAnsi="Adani" w:eastAsia="Adani" w:cs="Adani"/>
+                <w:b w:val="0"/>
+                <w:sz w:val="23"/>
+              </w:rPr>
+              <w:t>ADANI RENEWABLE ENERGY TWENTY FOUR PRIVATE LIMITED</w:t>
+            </w:r>
+          </w:p>
+        </w:tc>
+        <w:tc>
+          <w:tcPr>
+            <w:tcW w:type="dxa" w:w="2610"/>
+          </w:tcPr>
+          <w:p>
+            <w:pPr>
+              <w:spacing w:after="0"/>
+              <w:jc w:val="center"/>
+            </w:pPr>
+            <w:r>
+              <w:rPr>
+                <w:rFonts w:ascii="Adani" w:hAnsi="Adani" w:eastAsia="Adani" w:cs="Adani"/>
+                <w:b w:val="0"/>
+                <w:sz w:val="23"/>
+              </w:rPr>
+              <w:t>30/09/2021</w:t>
+            </w:r>
+          </w:p>
+        </w:tc>
+        <w:tc>
+          <w:tcPr>
+            <w:tcW w:type="dxa" w:w="2250"/>
+          </w:tcPr>
+          <w:p>
+            <w:pPr>
+              <w:spacing w:after="0"/>
+              <w:jc w:val="center"/>
+            </w:pPr>
+          </w:p>
+        </w:tc>
+      </w:tr>
+      <w:tr>
+        <w:tc>
+          <w:tcPr>
+            <w:tcW w:type="dxa" w:w="636"/>
+          </w:tcPr>
+          <w:p>
+            <w:pPr>
+              <w:spacing w:after="0"/>
+              <w:ind w:left="360"/>
+            </w:pPr>
+            <w:r>
+              <w:rPr>
+                <w:rFonts w:ascii="Adani" w:hAnsi="Adani" w:eastAsia="Adani" w:cs="Adani"/>
+                <w:b w:val="0"/>
+                <w:sz w:val="23"/>
+              </w:rPr>
+              <w:t>14</w:t>
+            </w:r>
+          </w:p>
+        </w:tc>
+        <w:tc>
+          <w:tcPr>
+            <w:tcW w:type="dxa" w:w="3864"/>
+          </w:tcPr>
+          <w:p>
+            <w:pPr>
+              <w:spacing w:after="0"/>
+              <w:jc w:val="both"/>
+            </w:pPr>
+            <w:r>
+              <w:rPr>
+                <w:rFonts w:ascii="Adani" w:hAnsi="Adani" w:eastAsia="Adani" w:cs="Adani"/>
+                <w:b w:val="0"/>
+                <w:sz w:val="23"/>
+              </w:rPr>
+              <w:t>ADANI RENEWABLE ENERGY TWENTY SIX PRIVATE LIMITED</w:t>
+            </w:r>
+          </w:p>
+        </w:tc>
+        <w:tc>
+          <w:tcPr>
+            <w:tcW w:type="dxa" w:w="2610"/>
+          </w:tcPr>
+          <w:p>
+            <w:pPr>
+              <w:spacing w:after="0"/>
+              <w:jc w:val="center"/>
+            </w:pPr>
+            <w:r>
+              <w:rPr>
+                <w:rFonts w:ascii="Adani" w:hAnsi="Adani" w:eastAsia="Adani" w:cs="Adani"/>
+                <w:b w:val="0"/>
+                <w:sz w:val="23"/>
+              </w:rPr>
+              <w:t>30/09/2021</w:t>
+            </w:r>
+          </w:p>
+        </w:tc>
+        <w:tc>
+          <w:tcPr>
+            <w:tcW w:type="dxa" w:w="2250"/>
+          </w:tcPr>
+          <w:p>
+            <w:pPr>
+              <w:spacing w:after="0"/>
+              <w:jc w:val="center"/>
+            </w:pPr>
+          </w:p>
+        </w:tc>
+      </w:tr>
+      <w:tr>
+        <w:tc>
+          <w:tcPr>
+            <w:tcW w:type="dxa" w:w="636"/>
+          </w:tcPr>
+          <w:p>
+            <w:pPr>
+              <w:spacing w:after="0"/>
+              <w:ind w:left="360"/>
+            </w:pPr>
+            <w:r>
+              <w:rPr>
+                <w:rFonts w:ascii="Adani" w:hAnsi="Adani" w:eastAsia="Adani" w:cs="Adani"/>
+                <w:b w:val="0"/>
+                <w:sz w:val="23"/>
+              </w:rPr>
+              <w:t>15</w:t>
+            </w:r>
+          </w:p>
+        </w:tc>
+        <w:tc>
+          <w:tcPr>
+            <w:tcW w:type="dxa" w:w="3864"/>
+          </w:tcPr>
+          <w:p>
+            <w:pPr>
+              <w:spacing w:after="0"/>
+              <w:jc w:val="both"/>
+            </w:pPr>
+            <w:r>
+              <w:rPr>
+                <w:rFonts w:ascii="Adani" w:hAnsi="Adani" w:eastAsia="Adani" w:cs="Adani"/>
+                <w:b w:val="0"/>
+                <w:sz w:val="23"/>
+              </w:rPr>
+              <w:t>ADANI RENEWABLE ENERGY TWENTY TWO PRIVATE LIMITED</w:t>
+            </w:r>
+          </w:p>
+        </w:tc>
+        <w:tc>
+          <w:tcPr>
+            <w:tcW w:type="dxa" w:w="2610"/>
+          </w:tcPr>
+          <w:p>
+            <w:pPr>
+              <w:spacing w:after="0"/>
+              <w:jc w:val="center"/>
+            </w:pPr>
+            <w:r>
+              <w:rPr>
+                <w:rFonts w:ascii="Adani" w:hAnsi="Adani" w:eastAsia="Adani" w:cs="Adani"/>
+                <w:b w:val="0"/>
+                <w:sz w:val="23"/>
+              </w:rPr>
+              <w:t>30/09/2021</w:t>
+            </w:r>
+          </w:p>
+        </w:tc>
+        <w:tc>
+          <w:tcPr>
+            <w:tcW w:type="dxa" w:w="2250"/>
+          </w:tcPr>
+          <w:p>
+            <w:pPr>
+              <w:spacing w:after="0"/>
+              <w:jc w:val="center"/>
+            </w:pPr>
+          </w:p>
+        </w:tc>
+      </w:tr>
+      <w:tr>
+        <w:tc>
+          <w:tcPr>
+            <w:tcW w:type="dxa" w:w="636"/>
+          </w:tcPr>
+          <w:p>
+            <w:pPr>
+              <w:spacing w:after="0"/>
+              <w:ind w:left="360"/>
+            </w:pPr>
+            <w:r>
+              <w:rPr>
+                <w:rFonts w:ascii="Adani" w:hAnsi="Adani" w:eastAsia="Adani" w:cs="Adani"/>
+                <w:b w:val="0"/>
+                <w:sz w:val="23"/>
+              </w:rPr>
+              <w:t>16</w:t>
+            </w:r>
+          </w:p>
+        </w:tc>
+        <w:tc>
+          <w:tcPr>
+            <w:tcW w:type="dxa" w:w="3864"/>
+          </w:tcPr>
+          <w:p>
+            <w:pPr>
+              <w:spacing w:after="0"/>
+              <w:jc w:val="both"/>
+            </w:pPr>
+            <w:r>
+              <w:rPr>
+                <w:rFonts w:ascii="Adani" w:hAnsi="Adani" w:eastAsia="Adani" w:cs="Adani"/>
+                <w:b w:val="0"/>
+                <w:sz w:val="23"/>
+              </w:rPr>
+              <w:t>ADANI RENEWABLE ENERGY TWENTY THREE PRIVATE LIMITED</w:t>
+            </w:r>
+          </w:p>
+        </w:tc>
+        <w:tc>
+          <w:tcPr>
+            <w:tcW w:type="dxa" w:w="2610"/>
+          </w:tcPr>
+          <w:p>
+            <w:pPr>
+              <w:spacing w:after="0"/>
+              <w:jc w:val="center"/>
+            </w:pPr>
+            <w:r>
+              <w:rPr>
+                <w:rFonts w:ascii="Adani" w:hAnsi="Adani" w:eastAsia="Adani" w:cs="Adani"/>
+                <w:b w:val="0"/>
+                <w:sz w:val="23"/>
+              </w:rPr>
+              <w:t>30/09/2021</w:t>
+            </w:r>
+          </w:p>
+        </w:tc>
+        <w:tc>
+          <w:tcPr>
+            <w:tcW w:type="dxa" w:w="2250"/>
+          </w:tcPr>
+          <w:p>
+            <w:pPr>
+              <w:spacing w:after="0"/>
+              <w:jc w:val="center"/>
+            </w:pPr>
+          </w:p>
+        </w:tc>
+      </w:tr>
+      <w:tr>
+        <w:tc>
+          <w:tcPr>
+            <w:tcW w:type="dxa" w:w="636"/>
+          </w:tcPr>
+          <w:p>
+            <w:pPr>
+              <w:spacing w:after="0"/>
+              <w:ind w:left="360"/>
+            </w:pPr>
+            <w:r>
+              <w:rPr>
+                <w:rFonts w:ascii="Adani" w:hAnsi="Adani" w:eastAsia="Adani" w:cs="Adani"/>
+                <w:b w:val="0"/>
+                <w:sz w:val="23"/>
+              </w:rPr>
+              <w:t>17</w:t>
             </w:r>
           </w:p>
         </w:tc>
@@ -1033,6 +1453,76 @@
                 <w:sz w:val="23"/>
               </w:rPr>
               <w:t>ADANI SOLAR ENERGY JODHPUR EIGHT LIMITED</w:t>
+            </w:r>
+          </w:p>
+        </w:tc>
+        <w:tc>
+          <w:tcPr>
+            <w:tcW w:type="dxa" w:w="2610"/>
+          </w:tcPr>
+          <w:p>
+            <w:pPr>
+              <w:spacing w:after="0"/>
+              <w:jc w:val="center"/>
+            </w:pPr>
+            <w:r>
+              <w:rPr>
+                <w:rFonts w:ascii="Adani" w:hAnsi="Adani" w:eastAsia="Adani" w:cs="Adani"/>
+                <w:b w:val="0"/>
+                <w:sz w:val="23"/>
+              </w:rPr>
+              <w:t>30/09/2021</w:t>
+            </w:r>
+          </w:p>
+        </w:tc>
+        <w:tc>
+          <w:tcPr>
+            <w:tcW w:type="dxa" w:w="2250"/>
+          </w:tcPr>
+          <w:p>
+            <w:pPr>
+              <w:spacing w:after="0"/>
+              <w:jc w:val="center"/>
+            </w:pPr>
+          </w:p>
+        </w:tc>
+      </w:tr>
+      <w:tr>
+        <w:tc>
+          <w:tcPr>
+            <w:tcW w:type="dxa" w:w="636"/>
+          </w:tcPr>
+          <w:p>
+            <w:pPr>
+              <w:spacing w:after="0"/>
+              <w:ind w:left="360"/>
+            </w:pPr>
+            <w:r>
+              <w:rPr>
+                <w:rFonts w:ascii="Adani" w:hAnsi="Adani" w:eastAsia="Adani" w:cs="Adani"/>
+                <w:b w:val="0"/>
+                <w:sz w:val="23"/>
+              </w:rPr>
+              <w:t>18</w:t>
+            </w:r>
+          </w:p>
+        </w:tc>
+        <w:tc>
+          <w:tcPr>
+            <w:tcW w:type="dxa" w:w="3864"/>
+          </w:tcPr>
+          <w:p>
+            <w:pPr>
+              <w:spacing w:after="0"/>
+              <w:jc w:val="both"/>
+            </w:pPr>
+            <w:r>
+              <w:rPr>
+                <w:rFonts w:ascii="Adani" w:hAnsi="Adani" w:eastAsia="Adani" w:cs="Adani"/>
+                <w:b w:val="0"/>
+                <w:sz w:val="23"/>
+              </w:rPr>
+              <w:t>ADANI SOLAR ENERGY JODHPUR TEN LIMITED</w:t>
             </w:r>
           </w:p>
         </w:tc>
@@ -1123,7 +1613,7 @@
         </w:rPr>
         <w:t xml:space="preserve">Name           </w:t>
         <w:tab/>
-        <w:t xml:space="preserve">:  Ashish Maheshwari</w:t>
+        <w:t xml:space="preserve">:  ASHISH MAHESHWARI</w:t>
       </w:r>
     </w:p>
     <w:p>
@@ -1167,7 +1657,7 @@
           <w:b w:val="0"/>
           <w:sz w:val="23"/>
         </w:rPr>
-        <w:t xml:space="preserve">Date: 07th May, 2026</w:t>
+        <w:t xml:space="preserve">Date: 15th May, 2026</w:t>
         <w:tab/>
       </w:r>
     </w:p>
